--- a/Rapid Cortex Internal Docs/Hiring Documents/Rapid_Cortex_Advisory_Offer_Letters_Equity_Framework-2.docx
+++ b/Rapid Cortex Internal Docs/Hiring Documents/Rapid_Cortex_Advisory_Offer_Letters_Equity_Framework-2.docx
@@ -25,7 +25,7 @@
           <w:sz w:val="52"/>
           <w:szCs w:val="52"/>
         </w:rPr>
-        <w:t>RAPID CORTEX</w:t>
+        <w:t>NEXCORT IQ</w:t>
       </w:r>
     </w:p>
     <w:p>
@@ -1879,7 +1879,7 @@
         <w:rPr>
           <w:color w:val="1A1A1A"/>
         </w:rPr>
-        <w:t xml:space="preserve">On behalf of Rapid Cortex and Apps on Demand LLC, we are pleased to extend this offer for you to join our Advisory Board </w:t>
+        <w:t xml:space="preserve">On behalf of NexCort iQ and Apps on Demand LLC, we are pleased to extend this offer for you to join our Advisory Board </w:t>
       </w:r>
       <w:r>
         <w:rPr>
@@ -1919,7 +1919,7 @@
         <w:rPr>
           <w:color w:val="1A1A1A"/>
         </w:rPr>
-        <w:t>Rapid Cortex is a next-generation operational intelligence platform built for 911 centers, emergency communications centers, campus safety organizations, and venue security operations. Our mission is to deliver intelligence at the speed of response — enhancing operations without replacing the professionals who protect communities every day.</w:t>
+        <w:t>NexCort iQ is a next-generation operational intelligence platform built for 911 centers, emergency communications centers, campus safety organizations, and venue security operations. Our mission is to deliver intelligence at the speed of response — enhancing operations without replacing the professionals who protect communities every day.</w:t>
       </w:r>
     </w:p>
     <w:p>
@@ -1956,7 +1956,7 @@
         <w:rPr>
           <w:color w:val="1A1A1A"/>
         </w:rPr>
-        <w:t>Your advisory focus at Rapid Cortex will be:</w:t>
+        <w:t>Your advisory focus at NexCort iQ will be:</w:t>
       </w:r>
     </w:p>
     <w:p>
@@ -2115,7 +2115,7 @@
         <w:rPr>
           <w:color w:val="1A1A1A"/>
         </w:rPr>
-        <w:t>In recognition of your advisory contributions, Rapid Cortex will grant you an equity interest in Apps on Demand LLC as follows:</w:t>
+        <w:t>In recognition of your advisory contributions, NexCort iQ will grant you an equity interest in Apps on Demand LLC as follows:</w:t>
       </w:r>
     </w:p>
     <w:p>
@@ -2565,7 +2565,7 @@
         <w:rPr>
           <w:color w:val="1A1A1A"/>
         </w:rPr>
-        <w:t>Advisor agrees to maintain the confidentiality of all non-public information relating to Rapid Cortex.</w:t>
+        <w:t>Advisor agrees to maintain the confidentiality of all non-public information relating to NexCort iQ.</w:t>
       </w:r>
     </w:p>
     <w:p>
@@ -2651,7 +2651,7 @@
         <w:rPr>
           <w:color w:val="1A1A1A"/>
         </w:rPr>
-        <w:t>to Rapid Cortex leadership within 10 days of becoming aware of it.</w:t>
+        <w:t>to NexCort iQ leadership within 10 days of becoming aware of it.</w:t>
       </w:r>
     </w:p>
     <w:p>
@@ -2720,7 +2720,7 @@
         <w:rPr>
           <w:color w:val="1A1A1A"/>
         </w:rPr>
-        <w:t>Founder &amp; CEO, Rapid Cortex / Apps on Demand LLC</w:t>
+        <w:t>Founder &amp; CEO, NexCort iQ / Apps on Demand LLC</w:t>
       </w:r>
     </w:p>
     <w:p>
@@ -2885,7 +2885,7 @@
         <w:rPr>
           <w:color w:val="1A1A1A"/>
         </w:rPr>
-        <w:t xml:space="preserve">On behalf of Rapid Cortex and Apps on Demand LLC, we are pleased to extend this offer for you to join our Advisory Board </w:t>
+        <w:t xml:space="preserve">On behalf of NexCort iQ and Apps on Demand LLC, we are pleased to extend this offer for you to join our Advisory Board </w:t>
       </w:r>
       <w:r>
         <w:rPr>
@@ -2939,7 +2939,7 @@
         <w:rPr>
           <w:color w:val="1A1A1A"/>
         </w:rPr>
-        <w:t>Rapid Cortex is a next-generation operational intelligence platform built for 911 centers, emergency communications centers, campus safety organizations, and venue security operations. Our mission is to deliver intelligence at the speed of response — enhancing operations without replacing the professionals who protect communities every day.</w:t>
+        <w:t>NexCort iQ is a next-generation operational intelligence platform built for 911 centers, emergency communications centers, campus safety organizations, and venue security operations. Our mission is to deliver intelligence at the speed of response — enhancing operations without replacing the professionals who protect communities every day.</w:t>
       </w:r>
     </w:p>
     <w:p>
@@ -2976,7 +2976,7 @@
         <w:rPr>
           <w:color w:val="1A1A1A"/>
         </w:rPr>
-        <w:t>Your advisory focus at Rapid Cortex will be:</w:t>
+        <w:t>Your advisory focus at NexCort iQ will be:</w:t>
       </w:r>
     </w:p>
     <w:p>
@@ -3135,7 +3135,7 @@
         <w:rPr>
           <w:color w:val="1A1A1A"/>
         </w:rPr>
-        <w:t>In recognition of your advisory contributions, Rapid Cortex will grant you an equity interest in Apps on Demand LLC as follows:</w:t>
+        <w:t>In recognition of your advisory contributions, NexCort iQ will grant you an equity interest in Apps on Demand LLC as follows:</w:t>
       </w:r>
     </w:p>
     <w:p>
@@ -3573,7 +3573,7 @@
         <w:rPr>
           <w:color w:val="1A1A1A"/>
         </w:rPr>
-        <w:t>Advisor confirms that no current Onus1 client creates a material conflict of interest with Rapid Cortex.</w:t>
+        <w:t>Advisor confirms that no current Onus1 client creates a material conflict of interest with NexCort iQ.</w:t>
       </w:r>
     </w:p>
     <w:p>
@@ -3675,7 +3675,7 @@
         <w:rPr>
           <w:color w:val="1A1A1A"/>
         </w:rPr>
-        <w:t>Advisor agrees to maintain the confidentiality of all non-public information relating to Rapid Cortex.</w:t>
+        <w:t>Advisor agrees to maintain the confidentiality of all non-public information relating to NexCort iQ.</w:t>
       </w:r>
     </w:p>
     <w:p>
@@ -3761,7 +3761,7 @@
         <w:rPr>
           <w:color w:val="1A1A1A"/>
         </w:rPr>
-        <w:t>to Rapid Cortex leadership within 10 days of becoming aware of it.</w:t>
+        <w:t>to NexCort iQ leadership within 10 days of becoming aware of it.</w:t>
       </w:r>
     </w:p>
     <w:p>
@@ -3820,7 +3820,7 @@
         <w:rPr>
           <w:color w:val="1A1A1A"/>
         </w:rPr>
-        <w:t>Founder &amp; CEO, Rapid Cortex / Apps on Demand LLC</w:t>
+        <w:t>Founder &amp; CEO, NexCort iQ / Apps on Demand LLC</w:t>
       </w:r>
     </w:p>
     <w:p>
@@ -4031,7 +4031,7 @@
         <w:rPr>
           <w:color w:val="1A1A1A"/>
         </w:rPr>
-        <w:t xml:space="preserve">On behalf of Rapid Cortex and Apps on Demand LLC, we are pleased to extend this offer for you to join our Advisory Board </w:t>
+        <w:t xml:space="preserve">On behalf of NexCort iQ and Apps on Demand LLC, we are pleased to extend this offer for you to join our Advisory Board </w:t>
       </w:r>
       <w:r>
         <w:rPr>
@@ -4071,7 +4071,7 @@
         <w:rPr>
           <w:color w:val="1A1A1A"/>
         </w:rPr>
-        <w:t>Rapid Cortex is a next-generation operational intelligence platform built for 911 centers, emergency communications centers, campus safety organizations, and venue security operations. Our mission is to deliver intelligence at the speed of response — enhancing operations without replacing the professionals who protect communities every day.</w:t>
+        <w:t>NexCort iQ is a next-generation operational intelligence platform built for 911 centers, emergency communications centers, campus safety organizations, and venue security operations. Our mission is to deliver intelligence at the speed of response — enhancing operations without replacing the professionals who protect communities every day.</w:t>
       </w:r>
     </w:p>
     <w:p>
@@ -4108,7 +4108,7 @@
         <w:rPr>
           <w:color w:val="1A1A1A"/>
         </w:rPr>
-        <w:t>Your advisory focus at Rapid Cortex will be:</w:t>
+        <w:t>Your advisory focus at NexCort iQ will be:</w:t>
       </w:r>
     </w:p>
     <w:p>
@@ -4267,7 +4267,7 @@
         <w:rPr>
           <w:color w:val="1A1A1A"/>
         </w:rPr>
-        <w:t>In recognition of your advisory contributions, Rapid Cortex will grant you an equity interest in Apps on Demand LLC as follows:</w:t>
+        <w:t>In recognition of your advisory contributions, NexCort iQ will grant you an equity interest in Apps on Demand LLC as follows:</w:t>
       </w:r>
     </w:p>
     <w:p>
@@ -4675,7 +4675,7 @@
         <w:rPr>
           <w:color w:val="1A1A1A"/>
         </w:rPr>
-        <w:t>Advisor confirms that existing roles at Ticketmaster and on the Corvus Link advisory board do not create a material conflict of interest with Rapid Cortex.</w:t>
+        <w:t>Advisor confirms that existing roles at Ticketmaster and on the Corvus Link advisory board do not create a material conflict of interest with NexCort iQ.</w:t>
       </w:r>
     </w:p>
     <w:p>
@@ -4765,7 +4765,7 @@
         <w:rPr>
           <w:color w:val="1A1A1A"/>
         </w:rPr>
-        <w:t>Advisor agrees to maintain the confidentiality of all non-public information relating to Rapid Cortex.</w:t>
+        <w:t>Advisor agrees to maintain the confidentiality of all non-public information relating to NexCort iQ.</w:t>
       </w:r>
     </w:p>
     <w:p>
@@ -4851,7 +4851,7 @@
         <w:rPr>
           <w:color w:val="1A1A1A"/>
         </w:rPr>
-        <w:t>to Rapid Cortex leadership within 10 days of becoming aware of it.</w:t>
+        <w:t>to NexCort iQ leadership within 10 days of becoming aware of it.</w:t>
       </w:r>
     </w:p>
     <w:p>
@@ -4915,7 +4915,7 @@
         <w:rPr>
           <w:color w:val="1A1A1A"/>
         </w:rPr>
-        <w:t>Founder &amp; CEO, Rapid Cortex / Apps on Demand LLC</w:t>
+        <w:t>Founder &amp; CEO, NexCort iQ / Apps on Demand LLC</w:t>
       </w:r>
     </w:p>
     <w:p>
@@ -5120,7 +5120,7 @@
         <w:rPr>
           <w:color w:val="1A1A1A"/>
         </w:rPr>
-        <w:t>On behalf of Rapid Cortex and Apps on Demand LLC, we are pleased to extend this offer for you to join our Advisory Board in the role of Advisory Board Member — Finance, PE &amp; Investor Relations.</w:t>
+        <w:t>On behalf of NexCort iQ and Apps on Demand LLC, we are pleased to extend this offer for you to join our Advisory Board in the role of Advisory Board Member — Finance, PE &amp; Investor Relations.</w:t>
       </w:r>
     </w:p>
     <w:p>
@@ -5136,7 +5136,7 @@
         <w:rPr>
           <w:color w:val="1A1A1A"/>
         </w:rPr>
-        <w:t>Rapid Cortex is a next-generation operational intelligence platform built for 911 centers, emergency communications centers, campus safety organizations, and venue security operations. Our mission is to deliver intelligence at the speed of response — enhancing operations without replacing the professionals who protect communities every day.</w:t>
+        <w:t>NexCort iQ is a next-generation operational intelligence platform built for 911 centers, emergency communications centers, campus safety organizations, and venue security operations. Our mission is to deliver intelligence at the speed of response — enhancing operations without replacing the professionals who protect communities every day.</w:t>
       </w:r>
     </w:p>
     <w:p>
@@ -5173,7 +5173,7 @@
         <w:rPr>
           <w:color w:val="1A1A1A"/>
         </w:rPr>
-        <w:t>Your advisory focus at Rapid Cortex will be:</w:t>
+        <w:t>Your advisory focus at NexCort iQ will be:</w:t>
       </w:r>
     </w:p>
     <w:p>
@@ -5356,7 +5356,7 @@
         <w:rPr>
           <w:color w:val="1A1A1A"/>
         </w:rPr>
-        <w:t>In recognition of your advisory contributions, Rapid Cortex will grant you an equity interest in Apps on Demand LLC as follows:</w:t>
+        <w:t>In recognition of your advisory contributions, NexCort iQ will grant you an equity interest in Apps on Demand LLC as follows:</w:t>
       </w:r>
     </w:p>
     <w:p>
@@ -5827,7 +5827,7 @@
         <w:rPr>
           <w:color w:val="1A1A1A"/>
         </w:rPr>
-        <w:t>Advisor agrees to maintain the confidentiality of all non-public information relating to Rapid Cortex.</w:t>
+        <w:t>Advisor agrees to maintain the confidentiality of all non-public information relating to NexCort iQ.</w:t>
       </w:r>
     </w:p>
     <w:p>
@@ -5901,7 +5901,7 @@
         <w:rPr>
           <w:color w:val="1A1A1A"/>
         </w:rPr>
-        <w:t>Any actual or potential conflict of interest must be disclosed to Rapid Cortex leadership in writing within 10 days of becoming aware of it.</w:t>
+        <w:t>Any actual or potential conflict of interest must be disclosed to NexCort iQ leadership in writing within 10 days of becoming aware of it.</w:t>
       </w:r>
     </w:p>
     <w:p>
@@ -5960,7 +5960,7 @@
         <w:rPr>
           <w:color w:val="1A1A1A"/>
         </w:rPr>
-        <w:t>Founder &amp; CEO, Rapid Cortex / Apps on Demand LLC</w:t>
+        <w:t>Founder &amp; CEO, NexCort iQ / Apps on Demand LLC</w:t>
       </w:r>
     </w:p>
     <w:p>
@@ -6134,7 +6134,7 @@
         <w:rPr>
           <w:color w:val="1A1A1A"/>
         </w:rPr>
-        <w:t xml:space="preserve">On behalf of Rapid Cortex and Apps on Demand LLC, we are pleased to extend this offer for you to join our Advisory Board </w:t>
+        <w:t xml:space="preserve">On behalf of NexCort iQ and Apps on Demand LLC, we are pleased to extend this offer for you to join our Advisory Board </w:t>
       </w:r>
       <w:r>
         <w:rPr>
@@ -6174,7 +6174,7 @@
         <w:rPr>
           <w:color w:val="1A1A1A"/>
         </w:rPr>
-        <w:t>Rapid Cortex is a next-generation operational intelligence platform built for 911 centers, emergency communications centers, campus safety organizations, and venue security operations. Our mission is to deliver intelligence at the speed of response — enhancing operations without replacing the professionals who protect communities every day.</w:t>
+        <w:t>NexCort iQ is a next-generation operational intelligence platform built for 911 centers, emergency communications centers, campus safety organizations, and venue security operations. Our mission is to deliver intelligence at the speed of response — enhancing operations without replacing the professionals who protect communities every day.</w:t>
       </w:r>
     </w:p>
     <w:p>
@@ -6211,7 +6211,7 @@
         <w:rPr>
           <w:color w:val="1A1A1A"/>
         </w:rPr>
-        <w:t>Your advisory focus at Rapid Cortex will be:</w:t>
+        <w:t>Your advisory focus at NexCort iQ will be:</w:t>
       </w:r>
     </w:p>
     <w:p>
@@ -6377,7 +6377,7 @@
         <w:rPr>
           <w:color w:val="000000"/>
         </w:rPr>
-        <w:t xml:space="preserve">In recognition of your advisory contributions, Rapid Cortex, operated by Apps </w:t>
+        <w:t xml:space="preserve">In recognition of your advisory contributions, NexCort iQ, operated by Apps </w:t>
       </w:r>
       <w:r>
         <w:rPr>
@@ -7709,7 +7709,7 @@
         <w:rPr>
           <w:color w:val="1A1A1A"/>
         </w:rPr>
-        <w:t>Advisor agrees to maintain the confidentiality of all non-public information relating to Rapid Cortex.</w:t>
+        <w:t>Advisor agrees to maintain the confidentiality of all non-public information relating to NexCort iQ.</w:t>
       </w:r>
     </w:p>
     <w:p>
@@ -7783,7 +7783,7 @@
         <w:rPr>
           <w:color w:val="1A1A1A"/>
         </w:rPr>
-        <w:t>Any actual or potential conflict of interest must be disclosed to Rapid Cortex leadership in writing within 10 days of becoming aware of it.</w:t>
+        <w:t>Any actual or potential conflict of interest must be disclosed to NexCort iQ leadership in writing within 10 days of becoming aware of it.</w:t>
       </w:r>
     </w:p>
     <w:p>
@@ -7852,7 +7852,7 @@
         <w:rPr>
           <w:color w:val="1A1A1A"/>
         </w:rPr>
-        <w:t>Founder &amp; CEO, Rapid Cortex / Apps on Demand LLC</w:t>
+        <w:t>Founder &amp; CEO, NexCort iQ / Apps on Demand LLC</w:t>
       </w:r>
     </w:p>
     <w:p>
@@ -8017,7 +8017,7 @@
         <w:rPr>
           <w:color w:val="1A1A1A"/>
         </w:rPr>
-        <w:t>On behalf of Rapid Cortex and Apps on Demand LLC, we are pleased to extend this offer for you to join as Co-Founder and Chief Revenue Officer (CRO).</w:t>
+        <w:t>On behalf of NexCort iQ and Apps on Demand LLC, we are pleased to extend this offer for you to join as Co-Founder and Chief Revenue Officer (CRO).</w:t>
       </w:r>
     </w:p>
     <w:p>
@@ -8059,7 +8059,7 @@
         <w:rPr>
           <w:color w:val="1A1A1A"/>
         </w:rPr>
-        <w:t>Own and execute the full revenue strategy for Rapid Cortex across Core (911), Campus, Venue, and Connect product lines</w:t>
+        <w:t>Own and execute the full revenue strategy for NexCort iQ across Core (911), Campus, Venue, and Connect product lines</w:t>
       </w:r>
     </w:p>
     <w:p>
@@ -8107,7 +8107,7 @@
         <w:rPr>
           <w:color w:val="1A1A1A"/>
         </w:rPr>
-        <w:t>Represent Rapid Cortex at industry events, conferences, and in key customer conversations</w:t>
+        <w:t>Represent NexCort iQ at industry events, conferences, and in key customer conversations</w:t>
       </w:r>
     </w:p>
     <w:p>
@@ -8761,7 +8761,7 @@
         <w:rPr>
           <w:color w:val="1A1A1A"/>
         </w:rPr>
-        <w:t>We are excited about the possibility of building Rapid Cortex together. Please review, sign, and return this letter. A formal Co-Founder and Equity Agreement will follow upon successful completion of the 30-day trial period.</w:t>
+        <w:t>We are excited about the possibility of building NexCort iQ together. Please review, sign, and return this letter. A formal Co-Founder and Equity Agreement will follow upon successful completion of the 30-day trial period.</w:t>
       </w:r>
     </w:p>
     <w:p>
@@ -8814,7 +8814,7 @@
         <w:rPr>
           <w:color w:val="1A1A1A"/>
         </w:rPr>
-        <w:t>Founder &amp; CEO, Rapid Cortex / Apps on Demand LLC</w:t>
+        <w:t>Founder &amp; CEO, NexCort iQ / Apps on Demand LLC</w:t>
       </w:r>
     </w:p>
     <w:p>
